--- a/työnseuranta/Työaikaraportti – Odette (1).docx
+++ b/työnseuranta/Työaikaraportti – Odette (1).docx
@@ -66,7 +66,7 @@
           <w:sz w:val="32"/>
           <w:shd w:fill="auto" w:val="clear"/>
         </w:rPr>
-        <w:t xml:space="preserve">Ryhmä:</w:t>
+        <w:t xml:space="preserve">Ryhmä: Odette, Jussi, Mikael ja Kati</w:t>
       </w:r>
     </w:p>
     <w:p>
@@ -92,7 +92,7 @@
           <w:sz w:val="32"/>
           <w:shd w:fill="auto" w:val="clear"/>
         </w:rPr>
-        <w:t xml:space="preserve">Henkilö: </w:t>
+        <w:t xml:space="preserve">Henkilö: Odette Uzamukunda</w:t>
       </w:r>
     </w:p>
     <w:p>
@@ -565,7 +565,6 @@
                 <w:spacing w:val="0"/>
                 <w:position w:val="0"/>
                 <w:sz w:val="22"/>
-                <w:shd w:fill="auto" w:val="clear"/>
               </w:rPr>
             </w:pPr>
             <w:r>
@@ -650,7 +649,6 @@
                 <w:spacing w:val="0"/>
                 <w:position w:val="0"/>
                 <w:sz w:val="22"/>
-                <w:shd w:fill="auto" w:val="clear"/>
               </w:rPr>
             </w:pPr>
             <w:r>
@@ -699,7 +697,6 @@
                 <w:spacing w:val="0"/>
                 <w:position w:val="0"/>
                 <w:sz w:val="22"/>
-                <w:shd w:fill="auto" w:val="clear"/>
               </w:rPr>
             </w:pPr>
             <w:r>
@@ -742,7 +739,6 @@
                 <w:spacing w:val="0"/>
                 <w:position w:val="0"/>
                 <w:sz w:val="22"/>
-                <w:shd w:fill="auto" w:val="clear"/>
               </w:rPr>
             </w:pPr>
             <w:r>
@@ -785,7 +781,6 @@
                 <w:spacing w:val="0"/>
                 <w:position w:val="0"/>
                 <w:sz w:val="22"/>
-                <w:shd w:fill="auto" w:val="clear"/>
               </w:rPr>
             </w:pPr>
             <w:r>
@@ -834,7 +829,6 @@
                 <w:spacing w:val="0"/>
                 <w:position w:val="0"/>
                 <w:sz w:val="22"/>
-                <w:shd w:fill="auto" w:val="clear"/>
               </w:rPr>
             </w:pPr>
             <w:r>
@@ -877,7 +871,6 @@
                 <w:spacing w:val="0"/>
                 <w:position w:val="0"/>
                 <w:sz w:val="22"/>
-                <w:shd w:fill="auto" w:val="clear"/>
               </w:rPr>
             </w:pPr>
             <w:r>
@@ -920,7 +913,6 @@
                 <w:spacing w:val="0"/>
                 <w:position w:val="0"/>
                 <w:sz w:val="22"/>
-                <w:shd w:fill="auto" w:val="clear"/>
               </w:rPr>
             </w:pPr>
             <w:r>
@@ -969,7 +961,6 @@
                 <w:spacing w:val="0"/>
                 <w:position w:val="0"/>
                 <w:sz w:val="22"/>
-                <w:shd w:fill="auto" w:val="clear"/>
               </w:rPr>
             </w:pPr>
             <w:r>
@@ -1012,7 +1003,6 @@
                 <w:spacing w:val="0"/>
                 <w:position w:val="0"/>
                 <w:sz w:val="22"/>
-                <w:shd w:fill="auto" w:val="clear"/>
               </w:rPr>
             </w:pPr>
             <w:r>
@@ -1055,7 +1045,6 @@
                 <w:spacing w:val="0"/>
                 <w:position w:val="0"/>
                 <w:sz w:val="22"/>
-                <w:shd w:fill="auto" w:val="clear"/>
               </w:rPr>
             </w:pPr>
             <w:r>
@@ -1104,9 +1093,19 @@
                 <w:spacing w:val="0"/>
                 <w:position w:val="0"/>
                 <w:sz w:val="22"/>
-                <w:shd w:fill="auto" w:val="clear"/>
-              </w:rPr>
-            </w:pPr>
+              </w:rPr>
+            </w:pPr>
+            <w:r>
+              <w:rPr>
+                <w:rFonts w:ascii="Calibri" w:hAnsi="Calibri" w:cs="Calibri" w:eastAsia="Calibri"/>
+                <w:color w:val="auto"/>
+                <w:spacing w:val="0"/>
+                <w:position w:val="0"/>
+                <w:sz w:val="22"/>
+                <w:shd w:fill="auto" w:val="clear"/>
+              </w:rPr>
+              <w:t xml:space="preserve">29.09</w:t>
+            </w:r>
           </w:p>
         </w:tc>
         <w:tc>
@@ -1136,9 +1135,19 @@
                 <w:spacing w:val="0"/>
                 <w:position w:val="0"/>
                 <w:sz w:val="22"/>
-                <w:shd w:fill="auto" w:val="clear"/>
-              </w:rPr>
-            </w:pPr>
+              </w:rPr>
+            </w:pPr>
+            <w:r>
+              <w:rPr>
+                <w:rFonts w:ascii="Calibri" w:hAnsi="Calibri" w:cs="Calibri" w:eastAsia="Calibri"/>
+                <w:color w:val="auto"/>
+                <w:spacing w:val="0"/>
+                <w:position w:val="0"/>
+                <w:sz w:val="22"/>
+                <w:shd w:fill="auto" w:val="clear"/>
+              </w:rPr>
+              <w:t xml:space="preserve">1h</w:t>
+            </w:r>
           </w:p>
         </w:tc>
         <w:tc>
@@ -1168,9 +1177,19 @@
                 <w:spacing w:val="0"/>
                 <w:position w:val="0"/>
                 <w:sz w:val="22"/>
-                <w:shd w:fill="auto" w:val="clear"/>
-              </w:rPr>
-            </w:pPr>
+              </w:rPr>
+            </w:pPr>
+            <w:r>
+              <w:rPr>
+                <w:rFonts w:ascii="Calibri" w:hAnsi="Calibri" w:cs="Calibri" w:eastAsia="Calibri"/>
+                <w:color w:val="auto"/>
+                <w:spacing w:val="0"/>
+                <w:position w:val="0"/>
+                <w:sz w:val="22"/>
+                <w:shd w:fill="auto" w:val="clear"/>
+              </w:rPr>
+              <w:t xml:space="preserve">Kolmas palaveri</w:t>
+            </w:r>
           </w:p>
         </w:tc>
       </w:tr>
@@ -1206,9 +1225,19 @@
                 <w:spacing w:val="0"/>
                 <w:position w:val="0"/>
                 <w:sz w:val="22"/>
-                <w:shd w:fill="auto" w:val="clear"/>
-              </w:rPr>
-            </w:pPr>
+              </w:rPr>
+            </w:pPr>
+            <w:r>
+              <w:rPr>
+                <w:rFonts w:ascii="Calibri" w:hAnsi="Calibri" w:cs="Calibri" w:eastAsia="Calibri"/>
+                <w:color w:val="auto"/>
+                <w:spacing w:val="0"/>
+                <w:position w:val="0"/>
+                <w:sz w:val="22"/>
+                <w:shd w:fill="auto" w:val="clear"/>
+              </w:rPr>
+              <w:t xml:space="preserve">03.10</w:t>
+            </w:r>
           </w:p>
         </w:tc>
         <w:tc>
@@ -1238,9 +1267,19 @@
                 <w:spacing w:val="0"/>
                 <w:position w:val="0"/>
                 <w:sz w:val="22"/>
-                <w:shd w:fill="auto" w:val="clear"/>
-              </w:rPr>
-            </w:pPr>
+              </w:rPr>
+            </w:pPr>
+            <w:r>
+              <w:rPr>
+                <w:rFonts w:ascii="Calibri" w:hAnsi="Calibri" w:cs="Calibri" w:eastAsia="Calibri"/>
+                <w:color w:val="auto"/>
+                <w:spacing w:val="0"/>
+                <w:position w:val="0"/>
+                <w:sz w:val="22"/>
+                <w:shd w:fill="auto" w:val="clear"/>
+              </w:rPr>
+              <w:t xml:space="preserve">5h</w:t>
+            </w:r>
           </w:p>
         </w:tc>
         <w:tc>
@@ -1269,16 +1308,62 @@
                 <w:color w:val="auto"/>
                 <w:spacing w:val="0"/>
                 <w:position w:val="0"/>
-                <w:sz w:val="22"/>
-                <w:shd w:fill="auto" w:val="clear"/>
-              </w:rPr>
-            </w:pPr>
+                <w:sz w:val="24"/>
+                <w:shd w:fill="auto" w:val="clear"/>
+              </w:rPr>
+            </w:pPr>
+            <w:r>
+              <w:rPr>
+                <w:rFonts w:ascii="Calibri" w:hAnsi="Calibri" w:cs="Calibri" w:eastAsia="Calibri"/>
+                <w:color w:val="auto"/>
+                <w:spacing w:val="0"/>
+                <w:position w:val="0"/>
+                <w:sz w:val="22"/>
+                <w:shd w:fill="auto" w:val="clear"/>
+              </w:rPr>
+              <w:t xml:space="preserve">Tiimilaisten kanssa tavattiin ja katsottiin yhdess</w:t>
+            </w:r>
+            <w:r>
+              <w:rPr>
+                <w:rFonts w:ascii="Calibri" w:hAnsi="Calibri" w:cs="Calibri" w:eastAsia="Calibri"/>
+                <w:color w:val="auto"/>
+                <w:spacing w:val="0"/>
+                <w:position w:val="0"/>
+                <w:sz w:val="24"/>
+                <w:shd w:fill="auto" w:val="clear"/>
+              </w:rPr>
+              <w:t xml:space="preserve">ä miten projektimme etenee.</w:t>
+            </w:r>
+          </w:p>
+          <w:p>
+            <w:pPr>
+              <w:spacing w:before="0" w:after="0" w:line="240"/>
+              <w:ind w:right="0" w:left="0" w:firstLine="0"/>
+              <w:jc w:val="left"/>
+              <w:rPr>
+                <w:rFonts w:ascii="Calibri" w:hAnsi="Calibri" w:cs="Calibri" w:eastAsia="Calibri"/>
+                <w:color w:val="auto"/>
+                <w:spacing w:val="0"/>
+                <w:position w:val="0"/>
+              </w:rPr>
+            </w:pPr>
+            <w:r>
+              <w:rPr>
+                <w:rFonts w:ascii="Calibri" w:hAnsi="Calibri" w:cs="Calibri" w:eastAsia="Calibri"/>
+                <w:color w:val="auto"/>
+                <w:spacing w:val="0"/>
+                <w:position w:val="0"/>
+                <w:sz w:val="24"/>
+                <w:shd w:fill="auto" w:val="clear"/>
+              </w:rPr>
+              <w:t xml:space="preserve">Sen jälkeen jatkoin minun WPF:n Työskentelyn.</w:t>
+            </w:r>
           </w:p>
         </w:tc>
       </w:tr>
       <w:tr>
         <w:trPr>
-          <w:trHeight w:val="1" w:hRule="atLeast"/>
+          <w:trHeight w:val="225" w:hRule="auto"/>
           <w:jc w:val="left"/>
         </w:trPr>
         <w:tc>
@@ -1308,9 +1393,19 @@
                 <w:spacing w:val="0"/>
                 <w:position w:val="0"/>
                 <w:sz w:val="22"/>
-                <w:shd w:fill="auto" w:val="clear"/>
-              </w:rPr>
-            </w:pPr>
+              </w:rPr>
+            </w:pPr>
+            <w:r>
+              <w:rPr>
+                <w:rFonts w:ascii="Calibri" w:hAnsi="Calibri" w:cs="Calibri" w:eastAsia="Calibri"/>
+                <w:color w:val="auto"/>
+                <w:spacing w:val="0"/>
+                <w:position w:val="0"/>
+                <w:sz w:val="22"/>
+                <w:shd w:fill="auto" w:val="clear"/>
+              </w:rPr>
+              <w:t xml:space="preserve">04.10</w:t>
+            </w:r>
           </w:p>
         </w:tc>
         <w:tc>
@@ -1340,9 +1435,19 @@
                 <w:spacing w:val="0"/>
                 <w:position w:val="0"/>
                 <w:sz w:val="22"/>
-                <w:shd w:fill="auto" w:val="clear"/>
-              </w:rPr>
-            </w:pPr>
+              </w:rPr>
+            </w:pPr>
+            <w:r>
+              <w:rPr>
+                <w:rFonts w:ascii="Calibri" w:hAnsi="Calibri" w:cs="Calibri" w:eastAsia="Calibri"/>
+                <w:color w:val="auto"/>
+                <w:spacing w:val="0"/>
+                <w:position w:val="0"/>
+                <w:sz w:val="22"/>
+                <w:shd w:fill="auto" w:val="clear"/>
+              </w:rPr>
+              <w:t xml:space="preserve">3h</w:t>
+            </w:r>
           </w:p>
         </w:tc>
         <w:tc>
@@ -1375,6 +1480,52 @@
                 <w:shd w:fill="auto" w:val="clear"/>
               </w:rPr>
             </w:pPr>
+            <w:r>
+              <w:rPr>
+                <w:rFonts w:ascii="Calibri" w:hAnsi="Calibri" w:cs="Calibri" w:eastAsia="Calibri"/>
+                <w:color w:val="auto"/>
+                <w:spacing w:val="0"/>
+                <w:position w:val="0"/>
+                <w:sz w:val="22"/>
+                <w:shd w:fill="auto" w:val="clear"/>
+              </w:rPr>
+              <w:t xml:space="preserve">Tavoitellut ja toteutut tunnit WPF:n viimeistely.</w:t>
+            </w:r>
+          </w:p>
+          <w:p>
+            <w:pPr>
+              <w:spacing w:before="0" w:after="0" w:line="240"/>
+              <w:ind w:right="0" w:left="0" w:firstLine="0"/>
+              <w:jc w:val="left"/>
+              <w:rPr>
+                <w:rFonts w:ascii="Calibri" w:hAnsi="Calibri" w:cs="Calibri" w:eastAsia="Calibri"/>
+                <w:color w:val="auto"/>
+                <w:spacing w:val="0"/>
+                <w:position w:val="0"/>
+              </w:rPr>
+            </w:pPr>
+            <w:r>
+              <w:rPr>
+                <w:rFonts w:ascii="Calibri" w:hAnsi="Calibri" w:cs="Calibri" w:eastAsia="Calibri"/>
+                <w:color w:val="auto"/>
+                <w:spacing w:val="0"/>
+                <w:position w:val="0"/>
+                <w:sz w:val="22"/>
+                <w:shd w:fill="auto" w:val="clear"/>
+              </w:rPr>
+              <w:t xml:space="preserve">Git korjaaminen, sill</w:t>
+            </w:r>
+            <w:r>
+              <w:rPr>
+                <w:rFonts w:ascii="Calibri" w:hAnsi="Calibri" w:cs="Calibri" w:eastAsia="Calibri"/>
+                <w:color w:val="auto"/>
+                <w:spacing w:val="0"/>
+                <w:position w:val="0"/>
+                <w:sz w:val="24"/>
+                <w:shd w:fill="auto" w:val="clear"/>
+              </w:rPr>
+              <w:t xml:space="preserve">ä viime viikosta lähtien minun git ei toiminut jostain syystä.</w:t>
+            </w:r>
           </w:p>
         </w:tc>
       </w:tr>

--- a/työnseuranta/Työaikaraportti – Odette (1).docx
+++ b/työnseuranta/Työaikaraportti – Odette (1).docx
@@ -1531,7 +1531,7 @@
       </w:tr>
       <w:tr>
         <w:trPr>
-          <w:trHeight w:val="1" w:hRule="atLeast"/>
+          <w:trHeight w:val="240" w:hRule="auto"/>
           <w:jc w:val="left"/>
         </w:trPr>
         <w:tc>
@@ -1561,9 +1561,19 @@
                 <w:spacing w:val="0"/>
                 <w:position w:val="0"/>
                 <w:sz w:val="22"/>
-                <w:shd w:fill="auto" w:val="clear"/>
-              </w:rPr>
-            </w:pPr>
+              </w:rPr>
+            </w:pPr>
+            <w:r>
+              <w:rPr>
+                <w:rFonts w:ascii="Calibri" w:hAnsi="Calibri" w:cs="Calibri" w:eastAsia="Calibri"/>
+                <w:color w:val="auto"/>
+                <w:spacing w:val="0"/>
+                <w:position w:val="0"/>
+                <w:sz w:val="22"/>
+                <w:shd w:fill="auto" w:val="clear"/>
+              </w:rPr>
+              <w:t xml:space="preserve">06.10</w:t>
+            </w:r>
           </w:p>
         </w:tc>
         <w:tc>
@@ -1593,9 +1603,19 @@
                 <w:spacing w:val="0"/>
                 <w:position w:val="0"/>
                 <w:sz w:val="22"/>
-                <w:shd w:fill="auto" w:val="clear"/>
-              </w:rPr>
-            </w:pPr>
+              </w:rPr>
+            </w:pPr>
+            <w:r>
+              <w:rPr>
+                <w:rFonts w:ascii="Calibri" w:hAnsi="Calibri" w:cs="Calibri" w:eastAsia="Calibri"/>
+                <w:color w:val="auto"/>
+                <w:spacing w:val="0"/>
+                <w:position w:val="0"/>
+                <w:sz w:val="22"/>
+                <w:shd w:fill="auto" w:val="clear"/>
+              </w:rPr>
+              <w:t xml:space="preserve">1h</w:t>
+            </w:r>
           </w:p>
         </w:tc>
         <w:tc>
@@ -1625,9 +1645,19 @@
                 <w:spacing w:val="0"/>
                 <w:position w:val="0"/>
                 <w:sz w:val="22"/>
-                <w:shd w:fill="auto" w:val="clear"/>
-              </w:rPr>
-            </w:pPr>
+              </w:rPr>
+            </w:pPr>
+            <w:r>
+              <w:rPr>
+                <w:rFonts w:ascii="Calibri" w:hAnsi="Calibri" w:cs="Calibri" w:eastAsia="Calibri"/>
+                <w:color w:val="auto"/>
+                <w:spacing w:val="0"/>
+                <w:position w:val="0"/>
+                <w:sz w:val="22"/>
+                <w:shd w:fill="auto" w:val="clear"/>
+              </w:rPr>
+              <w:t xml:space="preserve">Palaveri</w:t>
+            </w:r>
           </w:p>
         </w:tc>
       </w:tr>
@@ -1663,9 +1693,19 @@
                 <w:spacing w:val="0"/>
                 <w:position w:val="0"/>
                 <w:sz w:val="22"/>
-                <w:shd w:fill="auto" w:val="clear"/>
-              </w:rPr>
-            </w:pPr>
+              </w:rPr>
+            </w:pPr>
+            <w:r>
+              <w:rPr>
+                <w:rFonts w:ascii="Calibri" w:hAnsi="Calibri" w:cs="Calibri" w:eastAsia="Calibri"/>
+                <w:color w:val="auto"/>
+                <w:spacing w:val="0"/>
+                <w:position w:val="0"/>
+                <w:sz w:val="22"/>
+                <w:shd w:fill="auto" w:val="clear"/>
+              </w:rPr>
+              <w:t xml:space="preserve">07.10</w:t>
+            </w:r>
           </w:p>
         </w:tc>
         <w:tc>
@@ -1695,9 +1735,19 @@
                 <w:spacing w:val="0"/>
                 <w:position w:val="0"/>
                 <w:sz w:val="22"/>
-                <w:shd w:fill="auto" w:val="clear"/>
-              </w:rPr>
-            </w:pPr>
+              </w:rPr>
+            </w:pPr>
+            <w:r>
+              <w:rPr>
+                <w:rFonts w:ascii="Calibri" w:hAnsi="Calibri" w:cs="Calibri" w:eastAsia="Calibri"/>
+                <w:color w:val="auto"/>
+                <w:spacing w:val="0"/>
+                <w:position w:val="0"/>
+                <w:sz w:val="22"/>
+                <w:shd w:fill="auto" w:val="clear"/>
+              </w:rPr>
+              <w:t xml:space="preserve">1.30h</w:t>
+            </w:r>
           </w:p>
         </w:tc>
         <w:tc>
@@ -1727,9 +1777,19 @@
                 <w:spacing w:val="0"/>
                 <w:position w:val="0"/>
                 <w:sz w:val="22"/>
-                <w:shd w:fill="auto" w:val="clear"/>
-              </w:rPr>
-            </w:pPr>
+              </w:rPr>
+            </w:pPr>
+            <w:r>
+              <w:rPr>
+                <w:rFonts w:ascii="Calibri" w:hAnsi="Calibri" w:cs="Calibri" w:eastAsia="Calibri"/>
+                <w:color w:val="auto"/>
+                <w:spacing w:val="0"/>
+                <w:position w:val="0"/>
+                <w:sz w:val="22"/>
+                <w:shd w:fill="auto" w:val="clear"/>
+              </w:rPr>
+              <w:t xml:space="preserve">Kokouksen muistiinpanon kirjoittaminen</w:t>
+            </w:r>
           </w:p>
         </w:tc>
       </w:tr>

--- a/työnseuranta/Työaikaraportti – Odette (1).docx
+++ b/työnseuranta/Työaikaraportti – Odette (1).docx
@@ -1531,7 +1531,7 @@
       </w:tr>
       <w:tr>
         <w:trPr>
-          <w:trHeight w:val="240" w:hRule="auto"/>
+          <w:trHeight w:val="1" w:hRule="atLeast"/>
           <w:jc w:val="left"/>
         </w:trPr>
         <w:tc>
@@ -1614,7 +1614,7 @@
                 <w:sz w:val="22"/>
                 <w:shd w:fill="auto" w:val="clear"/>
               </w:rPr>
-              <w:t xml:space="preserve">1h</w:t>
+              <w:t xml:space="preserve">2h</w:t>
             </w:r>
           </w:p>
         </w:tc>
@@ -1656,7 +1656,7 @@
                 <w:sz w:val="22"/>
                 <w:shd w:fill="auto" w:val="clear"/>
               </w:rPr>
-              <w:t xml:space="preserve">Palaveri</w:t>
+              <w:t xml:space="preserve">Palaveri ja kokouksen muistiinpanon kirjoittaminen</w:t>
             </w:r>
           </w:p>
         </w:tc>
@@ -1704,7 +1704,7 @@
                 <w:sz w:val="22"/>
                 <w:shd w:fill="auto" w:val="clear"/>
               </w:rPr>
-              <w:t xml:space="preserve">07.10</w:t>
+              <w:t xml:space="preserve">13.10</w:t>
             </w:r>
           </w:p>
         </w:tc>
@@ -1746,7 +1746,7 @@
                 <w:sz w:val="22"/>
                 <w:shd w:fill="auto" w:val="clear"/>
               </w:rPr>
-              <w:t xml:space="preserve">1.30h</w:t>
+              <w:t xml:space="preserve">2h</w:t>
             </w:r>
           </w:p>
         </w:tc>
@@ -1788,7 +1788,7 @@
                 <w:sz w:val="22"/>
                 <w:shd w:fill="auto" w:val="clear"/>
               </w:rPr>
-              <w:t xml:space="preserve">Kokouksen muistiinpanon kirjoittaminen</w:t>
+              <w:t xml:space="preserve">Kokous ja muistiinpanon kirjoittaminen</w:t>
             </w:r>
           </w:p>
         </w:tc>
@@ -1825,9 +1825,19 @@
                 <w:spacing w:val="0"/>
                 <w:position w:val="0"/>
                 <w:sz w:val="22"/>
-                <w:shd w:fill="auto" w:val="clear"/>
-              </w:rPr>
-            </w:pPr>
+              </w:rPr>
+            </w:pPr>
+            <w:r>
+              <w:rPr>
+                <w:rFonts w:ascii="Calibri" w:hAnsi="Calibri" w:cs="Calibri" w:eastAsia="Calibri"/>
+                <w:color w:val="auto"/>
+                <w:spacing w:val="0"/>
+                <w:position w:val="0"/>
+                <w:sz w:val="22"/>
+                <w:shd w:fill="auto" w:val="clear"/>
+              </w:rPr>
+              <w:t xml:space="preserve">15.10</w:t>
+            </w:r>
           </w:p>
         </w:tc>
         <w:tc>
@@ -1857,9 +1867,19 @@
                 <w:spacing w:val="0"/>
                 <w:position w:val="0"/>
                 <w:sz w:val="22"/>
-                <w:shd w:fill="auto" w:val="clear"/>
-              </w:rPr>
-            </w:pPr>
+              </w:rPr>
+            </w:pPr>
+            <w:r>
+              <w:rPr>
+                <w:rFonts w:ascii="Calibri" w:hAnsi="Calibri" w:cs="Calibri" w:eastAsia="Calibri"/>
+                <w:color w:val="auto"/>
+                <w:spacing w:val="0"/>
+                <w:position w:val="0"/>
+                <w:sz w:val="22"/>
+                <w:shd w:fill="auto" w:val="clear"/>
+              </w:rPr>
+              <w:t xml:space="preserve">1.30h</w:t>
+            </w:r>
           </w:p>
         </w:tc>
         <w:tc>
@@ -1889,9 +1909,19 @@
                 <w:spacing w:val="0"/>
                 <w:position w:val="0"/>
                 <w:sz w:val="22"/>
-                <w:shd w:fill="auto" w:val="clear"/>
-              </w:rPr>
-            </w:pPr>
+              </w:rPr>
+            </w:pPr>
+            <w:r>
+              <w:rPr>
+                <w:rFonts w:ascii="Calibri" w:hAnsi="Calibri" w:cs="Calibri" w:eastAsia="Calibri"/>
+                <w:color w:val="auto"/>
+                <w:spacing w:val="0"/>
+                <w:position w:val="0"/>
+                <w:sz w:val="22"/>
+                <w:shd w:fill="auto" w:val="clear"/>
+              </w:rPr>
+              <w:t xml:space="preserve">Projektin viimeistely ja palauttaminen</w:t>
+            </w:r>
           </w:p>
         </w:tc>
       </w:tr>
